--- a/storage/app/templates/garant.docx
+++ b/storage/app/templates/garant.docx
@@ -276,7 +276,7 @@
     </w:p>
     <w:tbl>
       <w:tblPr>
-        <w:tblW w:w="10348" w:type="dxa"/>
+        <w:tblW w:w="10490" w:type="dxa"/>
         <w:tblInd w:w="240" w:type="dxa"/>
         <w:tblBorders>
           <w:top w:val="none" w:sz="0" w:space="0" w:color="FFFFFF"/>
@@ -295,7 +295,7 @@
       <w:tblGrid>
         <w:gridCol w:w="4962"/>
         <w:gridCol w:w="141"/>
-        <w:gridCol w:w="5245"/>
+        <w:gridCol w:w="5387"/>
       </w:tblGrid>
       <w:tr>
         <w:tc>
@@ -535,7 +535,7 @@
         </w:tc>
         <w:tc>
           <w:tcPr>
-            <w:tcW w:w="5245" w:type="dxa"/>
+            <w:tcW w:w="5387" w:type="dxa"/>
             <w:tcBorders>
               <w:top w:val="single" w:sz="8" w:space="0" w:color="8B2C3C"/>
               <w:left w:val="single" w:sz="4" w:space="0" w:color="DDD0B5"/>
@@ -816,7 +816,7 @@
     </w:p>
     <w:tbl>
       <w:tblPr>
-        <w:tblW w:w="10240" w:type="dxa"/>
+        <w:tblW w:w="10490" w:type="dxa"/>
         <w:tblInd w:w="80" w:type="dxa"/>
         <w:tblCellMar>
           <w:left w:w="10" w:type="dxa"/>
@@ -828,8 +828,7 @@
         <w:gridCol w:w="1893"/>
         <w:gridCol w:w="2662"/>
         <w:gridCol w:w="3520"/>
-        <w:gridCol w:w="2126"/>
-        <w:gridCol w:w="39"/>
+        <w:gridCol w:w="2415"/>
       </w:tblGrid>
       <w:tr>
         <w:tc>
@@ -957,7 +956,7 @@
         </w:tc>
         <w:tc>
           <w:tcPr>
-            <w:tcW w:w="2126" w:type="dxa"/>
+            <w:tcW w:w="2415" w:type="dxa"/>
             <w:tcMar>
               <w:top w:w="60" w:type="dxa"/>
               <w:left w:w="80" w:type="dxa"/>
@@ -1016,18 +1015,6 @@
               </w:rPr>
               <w:t>HCB · UL1642 · UN38.3</w:t>
             </w:r>
-          </w:p>
-        </w:tc>
-        <w:tc>
-          <w:tcPr>
-            <w:tcW w:w="0" w:type="auto"/>
-          </w:tcPr>
-          <w:p>
-            <w:pPr>
-              <w:rPr>
-                <w:lang w:val="en-US"/>
-              </w:rPr>
-            </w:pPr>
           </w:p>
         </w:tc>
       </w:tr>
@@ -1041,7 +1028,7 @@
     </w:p>
     <w:tbl>
       <w:tblPr>
-        <w:tblW w:w="10348" w:type="dxa"/>
+        <w:tblW w:w="10490" w:type="dxa"/>
         <w:tblInd w:w="280" w:type="dxa"/>
         <w:tblBorders>
           <w:top w:val="single" w:sz="4" w:space="0" w:color="auto"/>
@@ -1058,12 +1045,12 @@
         <w:tblLook w:val="0000" w:firstRow="0" w:lastRow="0" w:firstColumn="0" w:lastColumn="0" w:noHBand="0" w:noVBand="0"/>
       </w:tblPr>
       <w:tblGrid>
-        <w:gridCol w:w="10348"/>
+        <w:gridCol w:w="10490"/>
       </w:tblGrid>
       <w:tr>
         <w:tc>
           <w:tcPr>
-            <w:tcW w:w="10348" w:type="dxa"/>
+            <w:tcW w:w="10490" w:type="dxa"/>
             <w:tcBorders>
               <w:top w:val="single" w:sz="8" w:space="0" w:color="C9A961"/>
               <w:left w:val="single" w:sz="4" w:space="0" w:color="C9A961"/>
@@ -1128,7 +1115,7 @@
     <w:p/>
     <w:tbl>
       <w:tblPr>
-        <w:tblW w:w="10348" w:type="dxa"/>
+        <w:tblW w:w="10490" w:type="dxa"/>
         <w:tblInd w:w="100" w:type="dxa"/>
         <w:tblBorders>
           <w:top w:val="single" w:sz="4" w:space="0" w:color="auto"/>
@@ -1149,7 +1136,7 @@
         <w:gridCol w:w="1948"/>
         <w:gridCol w:w="1968"/>
         <w:gridCol w:w="2001"/>
-        <w:gridCol w:w="1701"/>
+        <w:gridCol w:w="1843"/>
       </w:tblGrid>
       <w:tr>
         <w:tc>
@@ -1406,7 +1393,7 @@
         </w:tc>
         <w:tc>
           <w:tcPr>
-            <w:tcW w:w="1701" w:type="dxa"/>
+            <w:tcW w:w="1843" w:type="dxa"/>
             <w:tcBorders>
               <w:top w:val="single" w:sz="8" w:space="0" w:color="B8473D"/>
               <w:left w:val="single" w:sz="8" w:space="0" w:color="B8473D"/>
@@ -1472,7 +1459,7 @@
     <w:p/>
     <w:tbl>
       <w:tblPr>
-        <w:tblW w:w="10348" w:type="dxa"/>
+        <w:tblW w:w="10490" w:type="dxa"/>
         <w:tblInd w:w="240" w:type="dxa"/>
         <w:tblBorders>
           <w:top w:val="single" w:sz="4" w:space="0" w:color="auto"/>
@@ -1489,12 +1476,12 @@
         <w:tblLook w:val="0000" w:firstRow="0" w:lastRow="0" w:firstColumn="0" w:lastColumn="0" w:noHBand="0" w:noVBand="0"/>
       </w:tblPr>
       <w:tblGrid>
-        <w:gridCol w:w="10348"/>
+        <w:gridCol w:w="10490"/>
       </w:tblGrid>
       <w:tr>
         <w:tc>
           <w:tcPr>
-            <w:tcW w:w="10348" w:type="dxa"/>
+            <w:tcW w:w="10490" w:type="dxa"/>
             <w:tcBorders>
               <w:top w:val="single" w:sz="4" w:space="0" w:color="F4B83A"/>
               <w:left w:val="single" w:sz="12" w:space="0" w:color="F4B83A"/>
@@ -1528,6 +1515,50 @@
               </w:rPr>
               <w:t>Если заводская батарея отработала менее нашего гарантийного срока — срок гарантии ограничивается фактическим сроком работы заводской батареи. Гарантия аннулируется при нарушении или повреждении пломбы прибора учёта.</w:t>
             </w:r>
+          </w:p>
+        </w:tc>
+      </w:tr>
+      <w:tr>
+        <w:tc>
+          <w:tcPr>
+            <w:tcW w:w="10490" w:type="dxa"/>
+            <w:tcBorders>
+              <w:top w:val="single" w:sz="4" w:space="0" w:color="F4B83A"/>
+              <w:left w:val="single" w:sz="12" w:space="0" w:color="F4B83A"/>
+              <w:bottom w:val="single" w:sz="4" w:space="0" w:color="F4B83A"/>
+              <w:right w:val="single" w:sz="4" w:space="0" w:color="F4B83A"/>
+            </w:tcBorders>
+            <w:shd w:val="clear" w:color="auto" w:fill="FFF4D6"/>
+            <w:tcMar>
+              <w:top w:w="160" w:type="dxa"/>
+              <w:left w:w="240" w:type="dxa"/>
+              <w:bottom w:w="160" w:type="dxa"/>
+              <w:right w:w="240" w:type="dxa"/>
+            </w:tcMar>
+          </w:tcPr>
+          <w:p>
+            <w:pPr>
+              <w:rPr>
+                <w:b/>
+                <w:bCs/>
+                <w:color w:val="8B6914"/>
+                <w:spacing w:val="20"/>
+                <w:sz w:val="18"/>
+                <w:szCs w:val="18"/>
+              </w:rPr>
+            </w:pPr>
+            <w:r>
+              <w:rPr>
+                <w:b/>
+                <w:bCs/>
+                <w:color w:val="8B6914"/>
+                <w:spacing w:val="20"/>
+                <w:szCs w:val="18"/>
+              </w:rPr>
+              <w:t>Действует только при наличии фискального чека</w:t>
+            </w:r>
+            <w:bookmarkStart w:id="0" w:name="_GoBack"/>
+            <w:bookmarkEnd w:id="0"/>
           </w:p>
         </w:tc>
       </w:tr>
@@ -1571,15 +1602,14 @@
     </w:p>
     <w:tbl>
       <w:tblPr>
-        <w:tblW w:w="10348" w:type="dxa"/>
+        <w:tblW w:w="10490" w:type="dxa"/>
         <w:tblInd w:w="160" w:type="dxa"/>
         <w:tblBorders>
-          <w:top w:val="none" w:sz="0" w:space="0" w:color="FFFFFF"/>
-          <w:left w:val="none" w:sz="0" w:space="0" w:color="FFFFFF"/>
-          <w:bottom w:val="none" w:sz="0" w:space="0" w:color="FFFFFF"/>
-          <w:right w:val="none" w:sz="0" w:space="0" w:color="FFFFFF"/>
-          <w:insideH w:val="none" w:sz="0" w:space="0" w:color="FFFFFF"/>
-          <w:insideV w:val="none" w:sz="0" w:space="0" w:color="FFFFFF"/>
+          <w:top w:val="dashSmallGap" w:sz="4" w:space="0" w:color="auto"/>
+          <w:left w:val="single" w:sz="18" w:space="0" w:color="2C5F8D"/>
+          <w:bottom w:val="dashSmallGap" w:sz="4" w:space="0" w:color="auto"/>
+          <w:right w:val="dashSmallGap" w:sz="4" w:space="0" w:color="auto"/>
+          <w:insideH w:val="dashSmallGap" w:sz="4" w:space="0" w:color="auto"/>
         </w:tblBorders>
         <w:tblCellMar>
           <w:left w:w="10" w:type="dxa"/>
@@ -1589,18 +1619,12 @@
       </w:tblPr>
       <w:tblGrid>
         <w:gridCol w:w="359"/>
-        <w:gridCol w:w="9989"/>
+        <w:gridCol w:w="10131"/>
       </w:tblGrid>
       <w:tr>
         <w:tc>
           <w:tcPr>
             <w:tcW w:w="0" w:type="auto"/>
-            <w:tcBorders>
-              <w:top w:val="none" w:sz="0" w:space="0" w:color="FFFFFF"/>
-              <w:left w:val="single" w:sz="16" w:space="0" w:color="2C5F8D"/>
-              <w:bottom w:val="none" w:sz="0" w:space="0" w:color="FFFFFF"/>
-              <w:right w:val="none" w:sz="0" w:space="0" w:color="FFFFFF"/>
-            </w:tcBorders>
             <w:tcMar>
               <w:top w:w="60" w:type="dxa"/>
               <w:left w:w="160" w:type="dxa"/>
@@ -1622,13 +1646,7 @@
         </w:tc>
         <w:tc>
           <w:tcPr>
-            <w:tcW w:w="9989" w:type="dxa"/>
-            <w:tcBorders>
-              <w:top w:val="none" w:sz="0" w:space="0" w:color="FFFFFF"/>
-              <w:left w:val="none" w:sz="0" w:space="0" w:color="FFFFFF"/>
-              <w:bottom w:val="none" w:sz="0" w:space="0" w:color="FFFFFF"/>
-              <w:right w:val="none" w:sz="0" w:space="0" w:color="FFFFFF"/>
-            </w:tcBorders>
+            <w:tcW w:w="10131" w:type="dxa"/>
             <w:tcMar>
               <w:top w:w="60" w:type="dxa"/>
               <w:left w:w="60" w:type="dxa"/>
@@ -1695,12 +1713,6 @@
         <w:tc>
           <w:tcPr>
             <w:tcW w:w="0" w:type="auto"/>
-            <w:tcBorders>
-              <w:top w:val="none" w:sz="0" w:space="0" w:color="FFFFFF"/>
-              <w:left w:val="single" w:sz="16" w:space="0" w:color="2C5F8D"/>
-              <w:bottom w:val="none" w:sz="0" w:space="0" w:color="FFFFFF"/>
-              <w:right w:val="none" w:sz="0" w:space="0" w:color="FFFFFF"/>
-            </w:tcBorders>
             <w:tcMar>
               <w:top w:w="60" w:type="dxa"/>
               <w:left w:w="160" w:type="dxa"/>
@@ -1722,13 +1734,7 @@
         </w:tc>
         <w:tc>
           <w:tcPr>
-            <w:tcW w:w="9989" w:type="dxa"/>
-            <w:tcBorders>
-              <w:top w:val="none" w:sz="0" w:space="0" w:color="FFFFFF"/>
-              <w:left w:val="none" w:sz="0" w:space="0" w:color="FFFFFF"/>
-              <w:bottom w:val="none" w:sz="0" w:space="0" w:color="FFFFFF"/>
-              <w:right w:val="none" w:sz="0" w:space="0" w:color="FFFFFF"/>
-            </w:tcBorders>
+            <w:tcW w:w="10131" w:type="dxa"/>
             <w:tcMar>
               <w:top w:w="60" w:type="dxa"/>
               <w:left w:w="60" w:type="dxa"/>
@@ -1767,12 +1773,6 @@
         <w:tc>
           <w:tcPr>
             <w:tcW w:w="0" w:type="auto"/>
-            <w:tcBorders>
-              <w:top w:val="none" w:sz="0" w:space="0" w:color="FFFFFF"/>
-              <w:left w:val="single" w:sz="16" w:space="0" w:color="2C5F8D"/>
-              <w:bottom w:val="none" w:sz="0" w:space="0" w:color="FFFFFF"/>
-              <w:right w:val="none" w:sz="0" w:space="0" w:color="FFFFFF"/>
-            </w:tcBorders>
             <w:tcMar>
               <w:top w:w="60" w:type="dxa"/>
               <w:left w:w="160" w:type="dxa"/>
@@ -1794,13 +1794,7 @@
         </w:tc>
         <w:tc>
           <w:tcPr>
-            <w:tcW w:w="9989" w:type="dxa"/>
-            <w:tcBorders>
-              <w:top w:val="none" w:sz="0" w:space="0" w:color="FFFFFF"/>
-              <w:left w:val="none" w:sz="0" w:space="0" w:color="FFFFFF"/>
-              <w:bottom w:val="none" w:sz="0" w:space="0" w:color="FFFFFF"/>
-              <w:right w:val="none" w:sz="0" w:space="0" w:color="FFFFFF"/>
-            </w:tcBorders>
+            <w:tcW w:w="10131" w:type="dxa"/>
             <w:tcMar>
               <w:top w:w="60" w:type="dxa"/>
               <w:left w:w="60" w:type="dxa"/>
@@ -1915,10 +1909,15 @@
     </w:p>
     <w:tbl>
       <w:tblPr>
-        <w:tblW w:w="10348" w:type="dxa"/>
+        <w:tblW w:w="10490" w:type="dxa"/>
         <w:tblInd w:w="200" w:type="dxa"/>
         <w:tblBorders>
+          <w:top w:val="dashSmallGap" w:sz="4" w:space="0" w:color="auto"/>
           <w:left w:val="single" w:sz="12" w:space="0" w:color="C9A961"/>
+          <w:bottom w:val="dashSmallGap" w:sz="4" w:space="0" w:color="auto"/>
+          <w:right w:val="dashSmallGap" w:sz="4" w:space="0" w:color="auto"/>
+          <w:insideH w:val="dashSmallGap" w:sz="4" w:space="0" w:color="auto"/>
+          <w:insideV w:val="dashSmallGap" w:sz="4" w:space="0" w:color="auto"/>
         </w:tblBorders>
         <w:tblCellMar>
           <w:left w:w="10" w:type="dxa"/>
@@ -1928,7 +1927,7 @@
       </w:tblPr>
       <w:tblGrid>
         <w:gridCol w:w="4963"/>
-        <w:gridCol w:w="5385"/>
+        <w:gridCol w:w="5527"/>
       </w:tblGrid>
       <w:tr>
         <w:tc>
@@ -1964,7 +1963,7 @@
         </w:tc>
         <w:tc>
           <w:tcPr>
-            <w:tcW w:w="5385" w:type="dxa"/>
+            <w:tcW w:w="5527" w:type="dxa"/>
             <w:tcMar>
               <w:top w:w="100" w:type="dxa"/>
               <w:left w:w="200" w:type="dxa"/>
@@ -2014,6 +2013,7 @@
                 <w:sz w:val="18"/>
                 <w:szCs w:val="18"/>
               </w:rPr>
+              <w:lastRenderedPageBreak/>
               <w:t xml:space="preserve">• </w:t>
             </w:r>
             <w:r>
@@ -2028,7 +2028,7 @@
         </w:tc>
         <w:tc>
           <w:tcPr>
-            <w:tcW w:w="5385" w:type="dxa"/>
+            <w:tcW w:w="5527" w:type="dxa"/>
             <w:tcMar>
               <w:top w:w="100" w:type="dxa"/>
               <w:left w:w="200" w:type="dxa"/>
@@ -2078,7 +2078,6 @@
                 <w:sz w:val="18"/>
                 <w:szCs w:val="18"/>
               </w:rPr>
-              <w:lastRenderedPageBreak/>
               <w:t xml:space="preserve">• </w:t>
             </w:r>
             <w:r>
@@ -2093,7 +2092,7 @@
         </w:tc>
         <w:tc>
           <w:tcPr>
-            <w:tcW w:w="5385" w:type="dxa"/>
+            <w:tcW w:w="5527" w:type="dxa"/>
             <w:tcMar>
               <w:top w:w="100" w:type="dxa"/>
               <w:left w:w="200" w:type="dxa"/>
@@ -2127,15 +2126,14 @@
     <w:p/>
     <w:tbl>
       <w:tblPr>
-        <w:tblW w:w="10348" w:type="dxa"/>
+        <w:tblW w:w="10490" w:type="dxa"/>
         <w:tblInd w:w="80" w:type="dxa"/>
         <w:tblBorders>
-          <w:top w:val="none" w:sz="0" w:space="0" w:color="FFFFFF"/>
-          <w:left w:val="none" w:sz="0" w:space="0" w:color="FFFFFF"/>
-          <w:bottom w:val="none" w:sz="0" w:space="0" w:color="FFFFFF"/>
-          <w:right w:val="none" w:sz="0" w:space="0" w:color="FFFFFF"/>
-          <w:insideH w:val="none" w:sz="0" w:space="0" w:color="FFFFFF"/>
-          <w:insideV w:val="none" w:sz="0" w:space="0" w:color="FFFFFF"/>
+          <w:top w:val="dashSmallGap" w:sz="4" w:space="0" w:color="auto"/>
+          <w:left w:val="dashSmallGap" w:sz="4" w:space="0" w:color="auto"/>
+          <w:bottom w:val="dashSmallGap" w:sz="4" w:space="0" w:color="auto"/>
+          <w:right w:val="dashSmallGap" w:sz="4" w:space="0" w:color="auto"/>
+          <w:insideV w:val="dashSmallGap" w:sz="4" w:space="0" w:color="auto"/>
         </w:tblBorders>
         <w:tblCellMar>
           <w:left w:w="10" w:type="dxa"/>
@@ -2146,18 +2144,12 @@
       <w:tblGrid>
         <w:gridCol w:w="3498"/>
         <w:gridCol w:w="2931"/>
-        <w:gridCol w:w="3919"/>
+        <w:gridCol w:w="4061"/>
       </w:tblGrid>
       <w:tr>
         <w:tc>
           <w:tcPr>
             <w:tcW w:w="0" w:type="auto"/>
-            <w:tcBorders>
-              <w:top w:val="none" w:sz="0" w:space="0" w:color="FFFFFF"/>
-              <w:left w:val="none" w:sz="0" w:space="0" w:color="FFFFFF"/>
-              <w:bottom w:val="none" w:sz="0" w:space="0" w:color="FFFFFF"/>
-              <w:right w:val="none" w:sz="0" w:space="0" w:color="FFFFFF"/>
-            </w:tcBorders>
             <w:tcMar>
               <w:top w:w="200" w:type="dxa"/>
               <w:left w:w="80" w:type="dxa"/>
@@ -2230,12 +2222,6 @@
         <w:tc>
           <w:tcPr>
             <w:tcW w:w="0" w:type="auto"/>
-            <w:tcBorders>
-              <w:top w:val="none" w:sz="0" w:space="0" w:color="FFFFFF"/>
-              <w:left w:val="none" w:sz="0" w:space="0" w:color="FFFFFF"/>
-              <w:bottom w:val="none" w:sz="0" w:space="0" w:color="FFFFFF"/>
-              <w:right w:val="none" w:sz="0" w:space="0" w:color="FFFFFF"/>
-            </w:tcBorders>
             <w:tcMar>
               <w:top w:w="200" w:type="dxa"/>
               <w:left w:w="80" w:type="dxa"/>
@@ -2323,13 +2309,7 @@
         </w:tc>
         <w:tc>
           <w:tcPr>
-            <w:tcW w:w="3919" w:type="dxa"/>
-            <w:tcBorders>
-              <w:top w:val="none" w:sz="0" w:space="0" w:color="FFFFFF"/>
-              <w:left w:val="none" w:sz="0" w:space="0" w:color="FFFFFF"/>
-              <w:bottom w:val="none" w:sz="0" w:space="0" w:color="FFFFFF"/>
-              <w:right w:val="none" w:sz="0" w:space="0" w:color="FFFFFF"/>
-            </w:tcBorders>
+            <w:tcW w:w="4061" w:type="dxa"/>
             <w:tcMar>
               <w:top w:w="200" w:type="dxa"/>
               <w:left w:w="80" w:type="dxa"/>
@@ -2432,16 +2412,15 @@
     </w:p>
     <w:tbl>
       <w:tblPr>
-        <w:tblW w:w="10433" w:type="dxa"/>
+        <w:tblW w:w="10469" w:type="dxa"/>
         <w:jc w:val="center"/>
         <w:tblInd w:w="100" w:type="dxa"/>
         <w:tblBorders>
-          <w:top w:val="none" w:sz="0" w:space="0" w:color="FFFFFF"/>
-          <w:left w:val="none" w:sz="0" w:space="0" w:color="FFFFFF"/>
-          <w:bottom w:val="none" w:sz="0" w:space="0" w:color="FFFFFF"/>
-          <w:right w:val="none" w:sz="0" w:space="0" w:color="FFFFFF"/>
-          <w:insideH w:val="none" w:sz="0" w:space="0" w:color="FFFFFF"/>
-          <w:insideV w:val="none" w:sz="0" w:space="0" w:color="FFFFFF"/>
+          <w:top w:val="dashSmallGap" w:sz="4" w:space="0" w:color="auto"/>
+          <w:left w:val="dashSmallGap" w:sz="4" w:space="0" w:color="auto"/>
+          <w:bottom w:val="dashSmallGap" w:sz="4" w:space="0" w:color="auto"/>
+          <w:right w:val="dashSmallGap" w:sz="4" w:space="0" w:color="auto"/>
+          <w:insideV w:val="dashSmallGap" w:sz="4" w:space="0" w:color="auto"/>
         </w:tblBorders>
         <w:tblCellMar>
           <w:left w:w="10" w:type="dxa"/>
@@ -2450,9 +2429,9 @@
         <w:tblLook w:val="0000" w:firstRow="0" w:lastRow="0" w:firstColumn="0" w:lastColumn="0" w:noHBand="0" w:noVBand="0"/>
       </w:tblPr>
       <w:tblGrid>
-        <w:gridCol w:w="2268"/>
-        <w:gridCol w:w="3770"/>
-        <w:gridCol w:w="4395"/>
+        <w:gridCol w:w="2768"/>
+        <w:gridCol w:w="3544"/>
+        <w:gridCol w:w="4157"/>
       </w:tblGrid>
       <w:tr>
         <w:trPr>
@@ -2460,13 +2439,7 @@
         </w:trPr>
         <w:tc>
           <w:tcPr>
-            <w:tcW w:w="2268" w:type="dxa"/>
-            <w:tcBorders>
-              <w:top w:val="none" w:sz="0" w:space="0" w:color="FFFFFF"/>
-              <w:left w:val="none" w:sz="0" w:space="0" w:color="FFFFFF"/>
-              <w:bottom w:val="none" w:sz="0" w:space="0" w:color="FFFFFF"/>
-              <w:right w:val="none" w:sz="0" w:space="0" w:color="FFFFFF"/>
-            </w:tcBorders>
+            <w:tcW w:w="2768" w:type="dxa"/>
             <w:tcMar>
               <w:top w:w="100" w:type="dxa"/>
               <w:left w:w="100" w:type="dxa"/>
@@ -2492,9 +2465,9 @@
                 <w:noProof/>
               </w:rPr>
               <w:drawing>
-                <wp:inline distT="0" distB="0" distL="0" distR="0" wp14:anchorId="194F3114" wp14:editId="0E1A7960">
-                  <wp:extent cx="695325" cy="704850"/>
-                  <wp:effectExtent l="0" t="0" r="9525" b="0"/>
+                <wp:inline distT="0" distB="0" distL="0" distR="0" wp14:anchorId="6870E7E7" wp14:editId="4E7D7E08">
+                  <wp:extent cx="883920" cy="875810"/>
+                  <wp:effectExtent l="0" t="0" r="0" b="635"/>
                   <wp:docPr id="1" name="Рисунок 1"/>
                   <wp:cNvGraphicFramePr>
                     <a:graphicFrameLocks xmlns:a="http://schemas.openxmlformats.org/drawingml/2006/main" noChangeAspect="1"/>
@@ -2515,7 +2488,7 @@
                         <pic:spPr>
                           <a:xfrm>
                             <a:off x="0" y="0"/>
-                            <a:ext cx="695325" cy="704850"/>
+                            <a:ext cx="881205" cy="873120"/>
                           </a:xfrm>
                           <a:prstGeom prst="rect">
                             <a:avLst/>
@@ -2570,13 +2543,7 @@
         </w:tc>
         <w:tc>
           <w:tcPr>
-            <w:tcW w:w="3770" w:type="dxa"/>
-            <w:tcBorders>
-              <w:top w:val="none" w:sz="0" w:space="0" w:color="FFFFFF"/>
-              <w:left w:val="none" w:sz="0" w:space="0" w:color="FFFFFF"/>
-              <w:bottom w:val="none" w:sz="0" w:space="0" w:color="FFFFFF"/>
-              <w:right w:val="none" w:sz="0" w:space="0" w:color="FFFFFF"/>
-            </w:tcBorders>
+            <w:tcW w:w="3544" w:type="dxa"/>
             <w:tcMar>
               <w:top w:w="100" w:type="dxa"/>
               <w:left w:w="100" w:type="dxa"/>
@@ -2600,10 +2567,10 @@
                 <w:noProof/>
               </w:rPr>
               <w:drawing>
-                <wp:inline distT="0" distB="0" distL="0" distR="0" wp14:anchorId="28AF18B1" wp14:editId="6052F658">
-                  <wp:extent cx="762000" cy="742950"/>
-                  <wp:effectExtent l="0" t="0" r="0" b="0"/>
-                  <wp:docPr id="2" name="Рисунок 2"/>
+                <wp:inline distT="0" distB="0" distL="0" distR="0" wp14:anchorId="3F58CF13" wp14:editId="4D0CE165">
+                  <wp:extent cx="882211" cy="868680"/>
+                  <wp:effectExtent l="0" t="0" r="0" b="7620"/>
+                  <wp:docPr id="4" name="Рисунок 4"/>
                   <wp:cNvGraphicFramePr>
                     <a:graphicFrameLocks xmlns:a="http://schemas.openxmlformats.org/drawingml/2006/main" noChangeAspect="1"/>
                   </wp:cNvGraphicFramePr>
@@ -2623,7 +2590,7 @@
                         <pic:spPr>
                           <a:xfrm>
                             <a:off x="0" y="0"/>
-                            <a:ext cx="762000" cy="742950"/>
+                            <a:ext cx="879479" cy="865990"/>
                           </a:xfrm>
                           <a:prstGeom prst="rect">
                             <a:avLst/>
@@ -2668,13 +2635,7 @@
         </w:tc>
         <w:tc>
           <w:tcPr>
-            <w:tcW w:w="0" w:type="auto"/>
-            <w:tcBorders>
-              <w:top w:val="none" w:sz="0" w:space="0" w:color="FFFFFF"/>
-              <w:left w:val="none" w:sz="0" w:space="0" w:color="FFFFFF"/>
-              <w:bottom w:val="none" w:sz="0" w:space="0" w:color="FFFFFF"/>
-              <w:right w:val="none" w:sz="0" w:space="0" w:color="FFFFFF"/>
-            </w:tcBorders>
+            <w:tcW w:w="4157" w:type="dxa"/>
             <w:tcMar>
               <w:top w:w="100" w:type="dxa"/>
               <w:left w:w="100" w:type="dxa"/>
@@ -2700,10 +2661,10 @@
                 <w:noProof/>
               </w:rPr>
               <w:drawing>
-                <wp:inline distT="0" distB="0" distL="0" distR="0" wp14:anchorId="69C18913" wp14:editId="40B48873">
-                  <wp:extent cx="762000" cy="752475"/>
-                  <wp:effectExtent l="0" t="0" r="0" b="9525"/>
-                  <wp:docPr id="3" name="Рисунок 3"/>
+                <wp:inline distT="0" distB="0" distL="0" distR="0" wp14:anchorId="022FC333" wp14:editId="7D603764">
+                  <wp:extent cx="866650" cy="872067"/>
+                  <wp:effectExtent l="0" t="0" r="0" b="4445"/>
+                  <wp:docPr id="5" name="Рисунок 5"/>
                   <wp:cNvGraphicFramePr>
                     <a:graphicFrameLocks xmlns:a="http://schemas.openxmlformats.org/drawingml/2006/main" noChangeAspect="1"/>
                   </wp:cNvGraphicFramePr>
@@ -2723,7 +2684,7 @@
                         <pic:spPr>
                           <a:xfrm>
                             <a:off x="0" y="0"/>
-                            <a:ext cx="762000" cy="752475"/>
+                            <a:ext cx="869052" cy="874484"/>
                           </a:xfrm>
                           <a:prstGeom prst="rect">
                             <a:avLst/>
@@ -2771,15 +2732,14 @@
     <w:p/>
     <w:tbl>
       <w:tblPr>
-        <w:tblW w:w="10206" w:type="dxa"/>
+        <w:tblW w:w="10490" w:type="dxa"/>
         <w:tblInd w:w="80" w:type="dxa"/>
         <w:tblBorders>
-          <w:top w:val="single" w:sz="4" w:space="0" w:color="C9A961"/>
-          <w:left w:val="none" w:sz="0" w:space="0" w:color="FFFFFF"/>
-          <w:bottom w:val="none" w:sz="0" w:space="0" w:color="FFFFFF"/>
-          <w:right w:val="none" w:sz="0" w:space="0" w:color="FFFFFF"/>
-          <w:insideH w:val="none" w:sz="0" w:space="0" w:color="FFFFFF"/>
-          <w:insideV w:val="none" w:sz="0" w:space="0" w:color="FFFFFF"/>
+          <w:top w:val="dashSmallGap" w:sz="4" w:space="0" w:color="auto"/>
+          <w:left w:val="dashSmallGap" w:sz="4" w:space="0" w:color="auto"/>
+          <w:bottom w:val="dashSmallGap" w:sz="4" w:space="0" w:color="auto"/>
+          <w:right w:val="dashSmallGap" w:sz="4" w:space="0" w:color="auto"/>
+          <w:insideV w:val="dashSmallGap" w:sz="4" w:space="0" w:color="auto"/>
         </w:tblBorders>
         <w:tblCellMar>
           <w:left w:w="10" w:type="dxa"/>
@@ -2789,18 +2749,12 @@
       </w:tblPr>
       <w:tblGrid>
         <w:gridCol w:w="5326"/>
-        <w:gridCol w:w="4880"/>
+        <w:gridCol w:w="5164"/>
       </w:tblGrid>
       <w:tr>
         <w:tc>
           <w:tcPr>
             <w:tcW w:w="0" w:type="auto"/>
-            <w:tcBorders>
-              <w:top w:val="none" w:sz="0" w:space="0" w:color="FFFFFF"/>
-              <w:left w:val="none" w:sz="0" w:space="0" w:color="FFFFFF"/>
-              <w:bottom w:val="none" w:sz="0" w:space="0" w:color="FFFFFF"/>
-              <w:right w:val="none" w:sz="0" w:space="0" w:color="FFFFFF"/>
-            </w:tcBorders>
             <w:tcMar>
               <w:top w:w="200" w:type="dxa"/>
               <w:left w:w="80" w:type="dxa"/>
@@ -2853,8 +2807,6 @@
               <w:spacing w:after="80"/>
               <w:ind w:left="249" w:hanging="249"/>
             </w:pPr>
-            <w:bookmarkStart w:id="0" w:name="_GoBack"/>
-            <w:bookmarkEnd w:id="0"/>
             <w:r>
               <w:rPr>
                 <w:color w:val="1A1A1A"/>
@@ -2880,13 +2832,7 @@
         </w:tc>
         <w:tc>
           <w:tcPr>
-            <w:tcW w:w="4880" w:type="dxa"/>
-            <w:tcBorders>
-              <w:top w:val="none" w:sz="0" w:space="0" w:color="FFFFFF"/>
-              <w:left w:val="none" w:sz="0" w:space="0" w:color="FFFFFF"/>
-              <w:bottom w:val="none" w:sz="0" w:space="0" w:color="FFFFFF"/>
-              <w:right w:val="none" w:sz="0" w:space="0" w:color="FFFFFF"/>
-            </w:tcBorders>
+            <w:tcW w:w="5164" w:type="dxa"/>
             <w:tcMar>
               <w:top w:w="200" w:type="dxa"/>
               <w:left w:w="80" w:type="dxa"/>
@@ -3366,6 +3312,7 @@
   <w:style w:type="paragraph" w:default="1" w:styleId="a">
     <w:name w:val="Normal"/>
     <w:qFormat/>
+    <w:rsid w:val="00111C0B"/>
   </w:style>
   <w:style w:type="paragraph" w:styleId="1">
     <w:name w:val="heading 1"/>
@@ -3728,6 +3675,7 @@
   <w:style w:type="paragraph" w:default="1" w:styleId="a">
     <w:name w:val="Normal"/>
     <w:qFormat/>
+    <w:rsid w:val="00111C0B"/>
   </w:style>
   <w:style w:type="paragraph" w:styleId="1">
     <w:name w:val="heading 1"/>

--- a/storage/app/templates/garant.docx
+++ b/storage/app/templates/garant.docx
@@ -181,6 +181,9 @@
             <w:pPr>
               <w:spacing w:after="60"/>
               <w:jc w:val="right"/>
+              <w:rPr>
+                <w:lang w:val="en-US"/>
+              </w:rPr>
             </w:pPr>
             <w:r>
               <w:rPr>
@@ -190,13 +193,43 @@
                 <w:color w:val="1A1A1A"/>
                 <w:sz w:val="36"/>
                 <w:szCs w:val="36"/>
-              </w:rPr>
-              <w:t>____ / 202__</w:t>
+                <w:lang w:val="en-US"/>
+              </w:rPr>
+              <w:t>${</w:t>
+            </w:r>
+            <w:r>
+              <w:rPr>
+                <w:rFonts w:ascii="Cambria" w:eastAsia="Cambria" w:hAnsi="Cambria" w:cs="Cambria"/>
+                <w:b/>
+                <w:bCs/>
+                <w:color w:val="1A1A1A"/>
+                <w:sz w:val="36"/>
+                <w:szCs w:val="36"/>
+                <w:lang w:val="en-US"/>
+              </w:rPr>
+              <w:t>garant</w:t>
+            </w:r>
+            <w:bookmarkStart w:id="0" w:name="_GoBack"/>
+            <w:bookmarkEnd w:id="0"/>
+            <w:r>
+              <w:rPr>
+                <w:rFonts w:ascii="Cambria" w:eastAsia="Cambria" w:hAnsi="Cambria" w:cs="Cambria"/>
+                <w:b/>
+                <w:bCs/>
+                <w:color w:val="1A1A1A"/>
+                <w:sz w:val="36"/>
+                <w:szCs w:val="36"/>
+                <w:lang w:val="en-US"/>
+              </w:rPr>
+              <w:t>_number}</w:t>
             </w:r>
           </w:p>
           <w:p>
             <w:pPr>
               <w:jc w:val="right"/>
+              <w:rPr>
+                <w:lang w:val="en-US"/>
+              </w:rPr>
             </w:pPr>
             <w:r>
               <w:rPr>
@@ -204,13 +237,194 @@
                 <w:sz w:val="16"/>
                 <w:szCs w:val="16"/>
               </w:rPr>
-              <w:t>г. Астана · «____» ____________ 202__ г.</w:t>
+              <w:t>г</w:t>
+            </w:r>
+            <w:r>
+              <w:rPr>
+                <w:color w:val="555555"/>
+                <w:sz w:val="16"/>
+                <w:szCs w:val="16"/>
+                <w:lang w:val="en-US"/>
+              </w:rPr>
+              <w:t xml:space="preserve">. </w:t>
+            </w:r>
+            <w:r>
+              <w:rPr>
+                <w:color w:val="555555"/>
+                <w:sz w:val="16"/>
+                <w:szCs w:val="16"/>
+              </w:rPr>
+              <w:t>Астана</w:t>
+            </w:r>
+            <w:r>
+              <w:rPr>
+                <w:color w:val="555555"/>
+                <w:sz w:val="16"/>
+                <w:szCs w:val="16"/>
+                <w:lang w:val="en-US"/>
+              </w:rPr>
+              <w:t xml:space="preserve"> · </w:t>
+            </w:r>
+            <w:r>
+              <w:rPr>
+                <w:color w:val="555555"/>
+                <w:sz w:val="16"/>
+                <w:szCs w:val="16"/>
+                <w:lang w:val="en-US"/>
+              </w:rPr>
+              <w:t>«</w:t>
+            </w:r>
+            <w:r>
+              <w:rPr>
+                <w:color w:val="555555"/>
+                <w:sz w:val="16"/>
+                <w:szCs w:val="16"/>
+                <w:u w:val="single"/>
+                <w:lang w:val="en-US"/>
+              </w:rPr>
+              <w:t>${</w:t>
+            </w:r>
+            <w:proofErr w:type="spellStart"/>
+            <w:r>
+              <w:rPr>
+                <w:color w:val="555555"/>
+                <w:sz w:val="16"/>
+                <w:szCs w:val="16"/>
+                <w:u w:val="single"/>
+                <w:lang w:val="en-US"/>
+              </w:rPr>
+              <w:t>check_date_day</w:t>
+            </w:r>
+            <w:proofErr w:type="spellEnd"/>
+            <w:r>
+              <w:rPr>
+                <w:color w:val="555555"/>
+                <w:sz w:val="16"/>
+                <w:szCs w:val="16"/>
+                <w:u w:val="single"/>
+                <w:lang w:val="en-US"/>
+              </w:rPr>
+              <w:t>}</w:t>
+            </w:r>
+            <w:r>
+              <w:rPr>
+                <w:color w:val="555555"/>
+                <w:sz w:val="16"/>
+                <w:szCs w:val="16"/>
+                <w:lang w:val="en-US"/>
+              </w:rPr>
+              <w:t xml:space="preserve">» </w:t>
+            </w:r>
+            <w:r>
+              <w:rPr>
+                <w:color w:val="555555"/>
+                <w:sz w:val="16"/>
+                <w:szCs w:val="16"/>
+                <w:u w:val="single"/>
+                <w:lang w:val="en-US"/>
+              </w:rPr>
+              <w:t>${</w:t>
+            </w:r>
+            <w:proofErr w:type="spellStart"/>
+            <w:r>
+              <w:rPr>
+                <w:color w:val="555555"/>
+                <w:sz w:val="16"/>
+                <w:szCs w:val="16"/>
+                <w:u w:val="single"/>
+                <w:lang w:val="en-US"/>
+              </w:rPr>
+              <w:t>check_date_month</w:t>
+            </w:r>
+            <w:proofErr w:type="spellEnd"/>
+            <w:r>
+              <w:rPr>
+                <w:color w:val="555555"/>
+                <w:sz w:val="16"/>
+                <w:szCs w:val="16"/>
+                <w:u w:val="single"/>
+                <w:lang w:val="en-US"/>
+              </w:rPr>
+              <w:t>}</w:t>
+            </w:r>
+            <w:r>
+              <w:rPr>
+                <w:color w:val="555555"/>
+                <w:sz w:val="16"/>
+                <w:szCs w:val="16"/>
+                <w:lang w:val="en-US"/>
+              </w:rPr>
+              <w:t xml:space="preserve"> 202</w:t>
+            </w:r>
+            <w:r>
+              <w:rPr>
+                <w:color w:val="555555"/>
+                <w:sz w:val="16"/>
+                <w:szCs w:val="16"/>
+                <w:u w:val="single"/>
+                <w:lang w:val="en-US"/>
+              </w:rPr>
+              <w:t>${</w:t>
+            </w:r>
+            <w:proofErr w:type="spellStart"/>
+            <w:r>
+              <w:rPr>
+                <w:color w:val="555555"/>
+                <w:sz w:val="16"/>
+                <w:szCs w:val="16"/>
+                <w:u w:val="single"/>
+                <w:lang w:val="en-US"/>
+              </w:rPr>
+              <w:t>check_date_year</w:t>
+            </w:r>
+            <w:proofErr w:type="spellEnd"/>
+            <w:r>
+              <w:rPr>
+                <w:color w:val="555555"/>
+                <w:sz w:val="16"/>
+                <w:szCs w:val="16"/>
+                <w:u w:val="single"/>
+                <w:lang w:val="en-US"/>
+              </w:rPr>
+              <w:t>}</w:t>
+            </w:r>
+            <w:r>
+              <w:rPr>
+                <w:color w:val="555555"/>
+                <w:sz w:val="16"/>
+                <w:szCs w:val="16"/>
+                <w:lang w:val="en-US"/>
+              </w:rPr>
+              <w:t xml:space="preserve"> </w:t>
+            </w:r>
+            <w:r>
+              <w:rPr>
+                <w:color w:val="555555"/>
+                <w:sz w:val="16"/>
+                <w:szCs w:val="16"/>
+              </w:rPr>
+              <w:t>г</w:t>
+            </w:r>
+            <w:r>
+              <w:rPr>
+                <w:color w:val="555555"/>
+                <w:sz w:val="16"/>
+                <w:szCs w:val="16"/>
+                <w:lang w:val="en-US"/>
+              </w:rPr>
+              <w:t>.</w:t>
             </w:r>
           </w:p>
         </w:tc>
       </w:tr>
     </w:tbl>
-    <w:p/>
+    <w:p>
+      <w:pPr>
+        <w:rPr>
+          <w:lang w:val="en-US"/>
+        </w:rPr>
+      </w:pPr>
+    </w:p>
     <w:p>
       <w:pPr>
         <w:spacing w:before="200" w:after="100"/>
@@ -1557,8 +1771,6 @@
               </w:rPr>
               <w:t>Действует только при наличии фискального чека</w:t>
             </w:r>
-            <w:bookmarkStart w:id="0" w:name="_GoBack"/>
-            <w:bookmarkEnd w:id="0"/>
           </w:p>
         </w:tc>
       </w:tr>
